--- a/arb/docx/07.content.docx
+++ b/arb/docx/07.content.docx
@@ -17110,23 +17110,7 @@
           <w:cs/>
           <w:lang w:val="ar_AE" w:bidi="ar_AE"/>
         </w:rPr>
-        <w:t xml:space="preserve">؛ انظر أيضًا </w:t>
-      </w:r>
-      <w:r>
-        <w:rPr>
-          <w:rtl/>
-          <w:cs/>
-          <w:lang w:val="ar_AE" w:bidi="ar_AE"/>
-        </w:rPr>
-        <w:t>مقدمة سفر التثنية</w:t>
-      </w:r>
-      <w:r>
-        <w:rPr>
-          <w:rtl/>
-          <w:cs/>
-          <w:lang w:val="ar_AE" w:bidi="ar_AE"/>
-        </w:rPr>
-        <w:t>، "الشكل الأدبي").</w:t>
+        <w:t>؛ انظر أيضًا مقدمة سفر التثنية، "الشكل الأدبي").</w:t>
       </w:r>
       <w:r>
         <w:rPr>
@@ -17573,23 +17557,7 @@
           <w:cs/>
           <w:lang w:val="ar_AE" w:bidi="ar_AE"/>
         </w:rPr>
-        <w:t xml:space="preserve">سواء حدث دخول الأرض والاستقرار بها في القرن الرابع عشر قبل الميلاد أو في القرن الثاني عشر قبل الميلاد (انظر </w:t>
-      </w:r>
-      <w:r>
-        <w:rPr>
-          <w:rtl/>
-          <w:cs/>
-          <w:lang w:val="ar_AE" w:bidi="ar_AE"/>
-        </w:rPr>
-        <w:t>مقدمة سفر القضاة</w:t>
-      </w:r>
-      <w:r>
-        <w:rPr>
-          <w:rtl/>
-          <w:cs/>
-          <w:lang w:val="ar_AE" w:bidi="ar_AE"/>
-        </w:rPr>
-        <w:t>، "التسلسل الزمني لعصر القضاة")، فإن الثلاثمائة سنة التي ذكرها يفتاح هي على الأرجح رقم تقريبي.</w:t>
+        <w:t>سواء حدث دخول الأرض والاستقرار بها في القرن الرابع عشر قبل الميلاد أو في القرن الثاني عشر قبل الميلاد (انظر مقدمة سفر القضاة، "التسلسل الزمني لعصر القضاة")، فإن الثلاثمائة سنة التي ذكرها يفتاح هي على الأرجح رقم تقريبي.</w:t>
       </w:r>
       <w:r>
         <w:rPr>
@@ -18735,23 +18703,7 @@
           <w:cs/>
           <w:lang w:val="ar_AE" w:bidi="ar_AE"/>
         </w:rPr>
-        <w:t xml:space="preserve">إذا كانت هذه هي بيت لحم الشمالية الواقعة في زبولون، فيمكن فهمها كجزء من هيكل القضاة، حيث يقدم كل سبط واحدًا من القضاة الاثني عشر (انظر </w:t>
-      </w:r>
-      <w:r>
-        <w:rPr>
-          <w:rtl/>
-          <w:cs/>
-          <w:lang w:val="ar_AE" w:bidi="ar_AE"/>
-        </w:rPr>
-        <w:t>مقدمة سفر القضاة</w:t>
-      </w:r>
-      <w:r>
-        <w:rPr>
-          <w:rtl/>
-          <w:cs/>
-          <w:lang w:val="ar_AE" w:bidi="ar_AE"/>
-        </w:rPr>
-        <w:t>، "الملخص").</w:t>
+        <w:t>إذا كانت هذه هي بيت لحم الشمالية الواقعة في زبولون، فيمكن فهمها كجزء من هيكل القضاة، حيث يقدم كل سبط واحدًا من القضاة الاثني عشر (انظر مقدمة سفر القضاة، "الملخص").</w:t>
       </w:r>
       <w:r>
         <w:rPr>
